--- a/rationale.docx
+++ b/rationale.docx
@@ -8,128 +8,375 @@
         <w:jc w:val="center"/>
       </w:pPr>
       <w:r>
-        <w:t>Systems Analysis &amp; Design Rationale Report</w:t>
+        <w:rPr>
+          <w:lang w:val="en-PH"/>
+        </w:rPr>
+        <w:t>Enterprise-Kiosk Vanguard</w:t>
+      </w:r>
+      <w:r>
+        <w:rPr>
+          <w:lang w:val="en-PH"/>
+        </w:rPr>
+        <w:t xml:space="preserve"> </w:t>
+      </w:r>
+      <w:r>
+        <w:t>RATIONALE</w:t>
+      </w:r>
+    </w:p>
+    <w:p/>
+    <w:p>
+      <w:pPr>
+        <w:rPr>
+          <w:b/>
+          <w:bCs/>
+          <w:lang w:val="en-PH"/>
+        </w:rPr>
+      </w:pPr>
+      <w:r>
+        <w:rPr>
+          <w:b/>
+          <w:bCs/>
+          <w:lang w:val="en-PH"/>
+        </w:rPr>
+        <w:t>Data Flow Diagram</w:t>
       </w:r>
     </w:p>
     <w:p>
       <w:pPr>
         <w:rPr>
-          <w:rFonts w:ascii="Times New Roman" w:hAnsi="Times New Roman" w:cs="Times New Roman"/>
-          <w:u w:val="single"/>
-        </w:rPr>
-      </w:pPr>
+          <w:lang w:val="en-PH"/>
+        </w:rPr>
+      </w:pPr>
+      <w:r>
+        <w:rPr>
+          <w:lang w:val="en-PH"/>
+        </w:rPr>
+        <w:t>The Data Flow Diagram was designed to clearly represent the major operations and information flows of the Enterprise-Kiosk Vanguard ATM. The Level 0 DFD identifies the Customer, Core Banking System, and Fleet Operations Center as the main external entities interacting with the ATM system. The Level 1 DFD divides the system into four major processes: Authenticate User, Process Transaction, Monitor ATM Resources, and Protect ATM Session. Separating these functions makes the system easier to understand and shows how authentication, banking transactions, ATM monitoring, and security are handled independently.</w:t>
+      </w:r>
     </w:p>
     <w:p>
       <w:pPr>
         <w:rPr>
-          <w:rFonts w:ascii="Times New Roman" w:hAnsi="Times New Roman" w:cs="Times New Roman"/>
-          <w:u w:val="single"/>
-        </w:rPr>
-      </w:pPr>
-      <w:r>
-        <w:rPr>
-          <w:rFonts w:ascii="Times New Roman" w:hAnsi="Times New Roman" w:cs="Times New Roman"/>
-          <w:u w:val="single"/>
-        </w:rPr>
-        <w:t>1. DFD Process Rationale</w:t>
+          <w:lang w:val="en-PH"/>
+        </w:rPr>
+      </w:pPr>
+      <w:r>
+        <w:rPr>
+          <w:lang w:val="en-PH"/>
+        </w:rPr>
+        <w:t>The Authenticate User process supports the proposed biometric authentication feature, reducing dependence on traditional card-and-PIN authentication. The Process Transaction process handles customer requests, account information, transaction processing, and transaction results. Monitor ATM Resources supports cash inventory, telemetry, and maintenance monitoring, while Protect ATM Session provides an additional process for security and privacy-related actions.</w:t>
       </w:r>
     </w:p>
     <w:p>
       <w:pPr>
         <w:rPr>
-          <w:rFonts w:ascii="Times New Roman" w:hAnsi="Times New Roman" w:cs="Times New Roman"/>
-        </w:rPr>
-      </w:pPr>
-      <w:r>
-        <w:rPr>
-          <w:rFonts w:ascii="Times New Roman" w:hAnsi="Times New Roman" w:cs="Times New Roman"/>
-        </w:rPr>
-        <w:t>The proposed Enterprise-Kiosk Vanguard DFD addresses the latency and security limitations of the legacy ATM by separating authentication, transaction processing, telemetry management, and emergency security operations into dedicated processes. The Authenticate &amp; Contextualize User process uses touchless biometric verification to reduce dependence on physical cards and 4-digit PINs, addressing vulnerabilities such as card skimming, card trapping, and shoulder surfing. After authentication, the Process Smart Transaction process provides a personalized dashboard and direct transaction options, reducing unnecessary menu navigation and supporting faster transactions. The Manage AI Cash &amp; Hardware Telemetry process continuously monitors cash levels and terminal conditions so replenishment and maintenance can be initiated before an outage occurs. The Execute Emergency Lockdown &amp; Privacy process provides a dedicated response to suspicious activity or emergency requests by activating privacy and security controls.</w:t>
+          <w:b/>
+          <w:bCs/>
+          <w:lang w:val="en-PH"/>
+        </w:rPr>
+      </w:pPr>
+      <w:r>
+        <w:rPr>
+          <w:b/>
+          <w:bCs/>
+          <w:lang w:val="en-PH"/>
+        </w:rPr>
+        <w:t>Entity Relationship Diagram</w:t>
       </w:r>
     </w:p>
     <w:p>
       <w:pPr>
         <w:rPr>
-          <w:rFonts w:ascii="Times New Roman" w:hAnsi="Times New Roman" w:cs="Times New Roman"/>
-          <w:u w:val="single"/>
-        </w:rPr>
-      </w:pPr>
-      <w:r>
-        <w:rPr>
-          <w:rFonts w:ascii="Times New Roman" w:hAnsi="Times New Roman" w:cs="Times New Roman"/>
-          <w:u w:val="single"/>
-        </w:rPr>
-        <w:t>2. ERD Structural Rationale</w:t>
+          <w:lang w:val="en-PH"/>
+        </w:rPr>
+      </w:pPr>
+      <w:r>
+        <w:rPr>
+          <w:lang w:val="en-PH"/>
+        </w:rPr>
+        <w:t xml:space="preserve">The database was structured into nine related tables to organize customer, biometric, banking, transaction, ATM, cash inventory, and maintenance information. The tables are </w:t>
+      </w:r>
+      <w:proofErr w:type="spellStart"/>
+      <w:r>
+        <w:rPr>
+          <w:lang w:val="en-PH"/>
+        </w:rPr>
+        <w:t>tblCustomers</w:t>
+      </w:r>
+      <w:proofErr w:type="spellEnd"/>
+      <w:r>
+        <w:rPr>
+          <w:lang w:val="en-PH"/>
+        </w:rPr>
+        <w:t xml:space="preserve">, </w:t>
+      </w:r>
+      <w:proofErr w:type="spellStart"/>
+      <w:r>
+        <w:rPr>
+          <w:lang w:val="en-PH"/>
+        </w:rPr>
+        <w:t>tblBiometricProfiles</w:t>
+      </w:r>
+      <w:proofErr w:type="spellEnd"/>
+      <w:r>
+        <w:rPr>
+          <w:lang w:val="en-PH"/>
+        </w:rPr>
+        <w:t xml:space="preserve">, </w:t>
+      </w:r>
+      <w:proofErr w:type="spellStart"/>
+      <w:r>
+        <w:rPr>
+          <w:lang w:val="en-PH"/>
+        </w:rPr>
+        <w:t>tblBiometricTypes</w:t>
+      </w:r>
+      <w:proofErr w:type="spellEnd"/>
+      <w:r>
+        <w:rPr>
+          <w:lang w:val="en-PH"/>
+        </w:rPr>
+        <w:t xml:space="preserve">, </w:t>
+      </w:r>
+      <w:proofErr w:type="spellStart"/>
+      <w:r>
+        <w:rPr>
+          <w:lang w:val="en-PH"/>
+        </w:rPr>
+        <w:t>tblAccounts</w:t>
+      </w:r>
+      <w:proofErr w:type="spellEnd"/>
+      <w:r>
+        <w:rPr>
+          <w:lang w:val="en-PH"/>
+        </w:rPr>
+        <w:t xml:space="preserve">, </w:t>
+      </w:r>
+      <w:proofErr w:type="spellStart"/>
+      <w:r>
+        <w:rPr>
+          <w:lang w:val="en-PH"/>
+        </w:rPr>
+        <w:t>tblATMTransactions</w:t>
+      </w:r>
+      <w:proofErr w:type="spellEnd"/>
+      <w:r>
+        <w:rPr>
+          <w:lang w:val="en-PH"/>
+        </w:rPr>
+        <w:t xml:space="preserve">, </w:t>
+      </w:r>
+      <w:proofErr w:type="spellStart"/>
+      <w:r>
+        <w:rPr>
+          <w:lang w:val="en-PH"/>
+        </w:rPr>
+        <w:t>tblTransactionTypes</w:t>
+      </w:r>
+      <w:proofErr w:type="spellEnd"/>
+      <w:r>
+        <w:rPr>
+          <w:lang w:val="en-PH"/>
+        </w:rPr>
+        <w:t xml:space="preserve">, </w:t>
+      </w:r>
+      <w:proofErr w:type="spellStart"/>
+      <w:r>
+        <w:rPr>
+          <w:lang w:val="en-PH"/>
+        </w:rPr>
+        <w:t>tblATMTerminals</w:t>
+      </w:r>
+      <w:proofErr w:type="spellEnd"/>
+      <w:r>
+        <w:rPr>
+          <w:lang w:val="en-PH"/>
+        </w:rPr>
+        <w:t xml:space="preserve">, </w:t>
+      </w:r>
+      <w:proofErr w:type="spellStart"/>
+      <w:r>
+        <w:rPr>
+          <w:lang w:val="en-PH"/>
+        </w:rPr>
+        <w:t>tblCassetteInventory</w:t>
+      </w:r>
+      <w:proofErr w:type="spellEnd"/>
+      <w:r>
+        <w:rPr>
+          <w:lang w:val="en-PH"/>
+        </w:rPr>
+        <w:t xml:space="preserve">, and </w:t>
+      </w:r>
+      <w:proofErr w:type="spellStart"/>
+      <w:r>
+        <w:rPr>
+          <w:lang w:val="en-PH"/>
+        </w:rPr>
+        <w:t>tblMaintenanceRecords</w:t>
+      </w:r>
+      <w:proofErr w:type="spellEnd"/>
+      <w:r>
+        <w:rPr>
+          <w:lang w:val="en-PH"/>
+        </w:rPr>
+        <w:t>.</w:t>
       </w:r>
     </w:p>
     <w:p>
       <w:pPr>
         <w:rPr>
-          <w:rFonts w:ascii="Times New Roman" w:hAnsi="Times New Roman" w:cs="Times New Roman"/>
-        </w:rPr>
-      </w:pPr>
-      <w:r>
-        <w:rPr>
-          <w:rFonts w:ascii="Times New Roman" w:hAnsi="Times New Roman" w:cs="Times New Roman"/>
-        </w:rPr>
-        <w:t>The ERD separates BIOMETRIC_PROFILE from core CUSTOMER account information to maintain logical separation between identity, biometric authentication data, and banking records. A customer may have multiple biometric profiles, while each profile belongs to one customer. This structure supports different biometric enrollment methods without placing biometric attributes directly inside the main customer or account records. The design also separates CASSETTE_INVENTORY from ATM_TERMINAL because one ATM can contain multiple cash cassettes with different denominations and quantities. Each cassette is tracked as an individual record. Therefore, if one cassette becomes empty or requires maintenance, the system can identify that specific cassette instead of treating the entire ATM as unavailable. This supports continuous operation and more precise predictive cash management.</w:t>
+          <w:lang w:val="en-PH"/>
+        </w:rPr>
+      </w:pPr>
+      <w:r>
+        <w:rPr>
+          <w:lang w:val="en-PH"/>
+        </w:rPr>
+        <w:t>The relationships use primary keys and foreign keys to maintain data integrity. A customer may have multiple biometric profiles and accounts, while an account may have multiple ATM transactions. ATM terminals are connected to transactions, cassette inventory, and maintenance records. Separating biometric types, transaction types, cassette inventory, and maintenance records into their own tables reduces unnecessary duplication and allows the system to maintain organized historical records. The structure follows basic normalization principles by keeping attributes atomic and separating information with different purposes.</w:t>
       </w:r>
     </w:p>
     <w:p>
       <w:pPr>
         <w:rPr>
-          <w:rFonts w:ascii="Times New Roman" w:hAnsi="Times New Roman" w:cs="Times New Roman"/>
-          <w:u w:val="single"/>
-        </w:rPr>
-      </w:pPr>
-      <w:r>
-        <w:rPr>
-          <w:rFonts w:ascii="Times New Roman" w:hAnsi="Times New Roman" w:cs="Times New Roman"/>
-          <w:u w:val="single"/>
-        </w:rPr>
-        <w:t>3. HCI Usability Justification</w:t>
+          <w:b/>
+          <w:bCs/>
+          <w:lang w:val="en-PH"/>
+        </w:rPr>
+      </w:pPr>
+      <w:r>
+        <w:rPr>
+          <w:b/>
+          <w:bCs/>
+          <w:lang w:val="en-PH"/>
+        </w:rPr>
+        <w:t xml:space="preserve">HCI and Usability </w:t>
       </w:r>
     </w:p>
     <w:p>
       <w:pPr>
         <w:rPr>
-          <w:rFonts w:ascii="Times New Roman" w:hAnsi="Times New Roman" w:cs="Times New Roman"/>
-        </w:rPr>
-      </w:pPr>
-      <w:r>
-        <w:rPr>
-          <w:rFonts w:ascii="Times New Roman" w:hAnsi="Times New Roman" w:cs="Times New Roman"/>
-        </w:rPr>
-        <w:t>The interface applies Fitts’s Law, which states that the time required to reach an interactive target depends on its size and distance. Therefore, frequently used predictive buttons are designed as sufficiently large targets and positioned within an easily reachable interaction area. This is particularly important for the proposed mid-air gesture interface, where targets must be visually distinct and easy to select.</w:t>
+          <w:lang w:val="en-PH"/>
+        </w:rPr>
+      </w:pPr>
+      <w:r>
+        <w:rPr>
+          <w:lang w:val="en-PH"/>
+        </w:rPr>
+        <w:t xml:space="preserve">The HCI prototype was designed around the proposed ATM features and basic usability principles. Screen A provides the idle/touchless approach interface, accessibility cues, raised tactile buttons, and smart privacy activation. Screen B presents facial liveness authentication, </w:t>
+      </w:r>
+      <w:r>
+        <w:rPr>
+          <w:lang w:val="en-PH"/>
+        </w:rPr>
+        <w:lastRenderedPageBreak/>
+        <w:t>secure proximity credential detection, and the 1 m detection-zone indicator. Screen C provides the predictive 1-tap personalized dashboard, AI personal assistant, recent transactions, and frequently used transaction options. Screen D presents the real-time cash dispensing result and electronic receipt confirmation.</w:t>
+      </w:r>
+      <w:r>
+        <w:rPr>
+          <w:lang w:val="en-PH"/>
+        </w:rPr>
+        <w:t xml:space="preserve"> </w:t>
+      </w:r>
+      <w:r>
+        <w:rPr>
+          <w:lang w:val="en-PH"/>
+        </w:rPr>
+        <w:t>The design applies Fitts's Law by making important controls accessible and easy to target. It also applies Visibility of System Status by providing clear feedback during authentication and transactions, and Recognition Rather Than Recall by presenting visible transaction options and recent activity instead of requiring users to remember previous actions. The low-fidelity prototype allows the interface and interaction flow to be evaluated before full implementation.</w:t>
       </w:r>
     </w:p>
     <w:p>
       <w:pPr>
         <w:rPr>
-          <w:rFonts w:ascii="Times New Roman" w:hAnsi="Times New Roman" w:cs="Times New Roman"/>
-        </w:rPr>
-      </w:pPr>
-      <w:r>
-        <w:rPr>
-          <w:rFonts w:ascii="Times New Roman" w:hAnsi="Times New Roman" w:cs="Times New Roman"/>
-        </w:rPr>
-        <w:t xml:space="preserve">The design also applies Nielsen’s Visibility of System Status and Recognition Rather Than Recall heuristics. The ATM provides visible feedback during biometric scanning, transaction processing, cash dispensing, and receipt generation so users understand the current system state. Predictive transaction buttons display commonly used actions directly, reducing the need for </w:t>
-      </w:r>
-      <w:r>
-        <w:rPr>
-          <w:rFonts w:ascii="Times New Roman" w:hAnsi="Times New Roman" w:cs="Times New Roman"/>
-        </w:rPr>
-        <w:lastRenderedPageBreak/>
-        <w:t>users to remember menu paths. Nielsen Norman Group identifies these principles as important usability heuristics for keeping users informed and reducing memory demands.</w:t>
+          <w:lang w:val="en-PH"/>
+        </w:rPr>
+      </w:pPr>
+      <w:r>
+        <w:rPr>
+          <w:lang w:val="en-PH"/>
+        </w:rPr>
+        <w:t>Overall, the proposed design combines improved authentication, personalized interaction, privacy, accessibility, transaction efficiency, and predictive ATM monitoring into a structured system that addresses the identified limitations of traditional ATM services.</w:t>
+      </w:r>
+      <w:r>
+        <w:rPr>
+          <w:lang w:val="en-PH"/>
+        </w:rPr>
+        <w:br/>
       </w:r>
     </w:p>
     <w:p>
-      <w:r>
-        <w:rPr>
-          <w:rFonts w:ascii="Times New Roman" w:hAnsi="Times New Roman" w:cs="Times New Roman"/>
-        </w:rPr>
-        <w:t>Finally, low-fidelity paper/cardboard prototyping is used during the requirements phase because it allows the team to test navigation, screen layout, target placement, and user interaction before developing the actual software. Paper prototypes provide an inexpensive way to obtain early user feedback and identify usability problems before resources are spent implementing a design that may require major changes.</w:t>
-      </w:r>
+      <w:pPr>
+        <w:jc w:val="right"/>
+        <w:rPr>
+          <w:lang w:val="en-PH"/>
+        </w:rPr>
+      </w:pPr>
+      <w:r>
+        <w:rPr>
+          <w:lang w:val="en-PH"/>
+        </w:rPr>
+        <w:t>Members</w:t>
+      </w:r>
+      <w:r>
+        <w:rPr>
+          <w:lang w:val="en-PH"/>
+        </w:rPr>
+        <w:t xml:space="preserve"> </w:t>
+      </w:r>
+      <w:r>
+        <w:rPr>
+          <w:lang w:val="en-PH"/>
+        </w:rPr>
+        <w:t>group:</w:t>
+      </w:r>
+    </w:p>
+    <w:p>
+      <w:pPr>
+        <w:jc w:val="right"/>
+        <w:rPr>
+          <w:lang w:val="en-PH"/>
+        </w:rPr>
+      </w:pPr>
+      <w:r>
+        <w:rPr>
+          <w:lang w:val="en-PH"/>
+        </w:rPr>
+        <w:t>Beatrice Zundra Rivera</w:t>
+      </w:r>
+      <w:r>
+        <w:rPr>
+          <w:lang w:val="en-PH"/>
+        </w:rPr>
+        <w:br/>
+        <w:t>Emmanuel Noel C. Sanguyo</w:t>
+      </w:r>
+      <w:r>
+        <w:rPr>
+          <w:lang w:val="en-PH"/>
+        </w:rPr>
+        <w:br/>
+        <w:t>John Lloyd Sagadraca</w:t>
+      </w:r>
+      <w:r>
+        <w:rPr>
+          <w:lang w:val="en-PH"/>
+        </w:rPr>
+        <w:br/>
+      </w:r>
+    </w:p>
+    <w:p>
+      <w:pPr>
+        <w:rPr>
+          <w:lang w:val="en-PH"/>
+        </w:rPr>
+      </w:pPr>
+    </w:p>
+    <w:p>
+      <w:pPr>
+        <w:rPr>
+          <w:lang w:val="en-PH"/>
+        </w:rPr>
+      </w:pPr>
     </w:p>
     <w:sectPr>
       <w:pgSz w:w="12240" w:h="15840"/>
@@ -139,6 +386,56 @@
     </w:sectPr>
   </w:body>
 </w:document>
+</file>
+
+<file path=word/endnotes.xml><?xml version="1.0" encoding="utf-8"?>
+<w:endnotes xmlns:wpc="http://schemas.microsoft.com/office/word/2010/wordprocessingCanvas" xmlns:cx="http://schemas.microsoft.com/office/drawing/2014/chartex" xmlns:cx1="http://schemas.microsoft.com/office/drawing/2015/9/8/chartex" xmlns:cx2="http://schemas.microsoft.com/office/drawing/2015/10/21/chartex" xmlns:cx3="http://schemas.microsoft.com/office/drawing/2016/5/9/chartex" xmlns:cx4="http://schemas.microsoft.com/office/drawing/2016/5/10/chartex" xmlns:cx5="http://schemas.microsoft.com/office/drawing/2016/5/11/chartex" xmlns:cx6="http://schemas.microsoft.com/office/drawing/2016/5/12/chartex" xmlns:cx7="http://schemas.microsoft.com/office/drawing/2016/5/13/chartex" xmlns:cx8="http://schemas.microsoft.com/office/drawing/2016/5/14/chartex" xmlns:mc="http://schemas.openxmlformats.org/markup-compatibility/2006" xmlns:aink="http://schemas.microsoft.com/office/drawing/2016/ink" xmlns:am3d="http://schemas.microsoft.com/office/drawing/2017/model3d" xmlns:o="urn:schemas-microsoft-com:office:office" xmlns:oel="http://schemas.microsoft.com/office/2019/extlst" xmlns:r="http://schemas.openxmlformats.org/officeDocument/2006/relationships" xmlns:m="http://schemas.openxmlformats.org/officeDocument/2006/math" xmlns:v="urn:schemas-microsoft-com:vml" xmlns:wp14="http://schemas.microsoft.com/office/word/2010/wordprocessingDrawing" xmlns:wp="http://schemas.openxmlformats.org/drawingml/2006/wordprocessingDrawing" xmlns:w10="urn:schemas-microsoft-com:office:word" xmlns:w="http://schemas.openxmlformats.org/wordprocessingml/2006/main" xmlns:w14="http://schemas.microsoft.com/office/word/2010/wordml" xmlns:w15="http://schemas.microsoft.com/office/word/2012/wordml" xmlns:w16cex="http://schemas.microsoft.com/office/word/2018/wordml/cex" xmlns:w16cid="http://schemas.microsoft.com/office/word/2016/wordml/cid" xmlns:w16="http://schemas.microsoft.com/office/word/2018/wordml" xmlns:w16du="http://schemas.microsoft.com/office/word/2023/wordml/word16du" xmlns:w16sdtdh="http://schemas.microsoft.com/office/word/2020/wordml/sdtdatahash" xmlns:w16sdtfl="http://schemas.microsoft.com/office/word/2024/wordml/sdtformatlock" xmlns:w16se="http://schemas.microsoft.com/office/word/2015/wordml/symex" xmlns:wpg="http://schemas.microsoft.com/office/word/2010/wordprocessingGroup" xmlns:wpi="http://schemas.microsoft.com/office/word/2010/wordprocessingInk" xmlns:wne="http://schemas.microsoft.com/office/word/2006/wordml" xmlns:wps="http://schemas.microsoft.com/office/word/2010/wordprocessingShape" mc:Ignorable="w14 w15 w16se w16cid w16 w16cex w16sdtdh w16sdtfl w16du wp14">
+  <w:endnote w:type="separator" w:id="-1">
+    <w:p>
+      <w:pPr>
+        <w:spacing w:after="0" w:line="240" w:lineRule="auto"/>
+      </w:pPr>
+      <w:r>
+        <w:separator/>
+      </w:r>
+    </w:p>
+  </w:endnote>
+  <w:endnote w:type="continuationSeparator" w:id="0">
+    <w:p>
+      <w:pPr>
+        <w:spacing w:after="0" w:line="240" w:lineRule="auto"/>
+      </w:pPr>
+      <w:r>
+        <w:continuationSeparator/>
+      </w:r>
+    </w:p>
+  </w:endnote>
+</w:endnotes>
+</file>
+
+<file path=word/footnotes.xml><?xml version="1.0" encoding="utf-8"?>
+<w:footnotes xmlns:wpc="http://schemas.microsoft.com/office/word/2010/wordprocessingCanvas" xmlns:cx="http://schemas.microsoft.com/office/drawing/2014/chartex" xmlns:cx1="http://schemas.microsoft.com/office/drawing/2015/9/8/chartex" xmlns:cx2="http://schemas.microsoft.com/office/drawing/2015/10/21/chartex" xmlns:cx3="http://schemas.microsoft.com/office/drawing/2016/5/9/chartex" xmlns:cx4="http://schemas.microsoft.com/office/drawing/2016/5/10/chartex" xmlns:cx5="http://schemas.microsoft.com/office/drawing/2016/5/11/chartex" xmlns:cx6="http://schemas.microsoft.com/office/drawing/2016/5/12/chartex" xmlns:cx7="http://schemas.microsoft.com/office/drawing/2016/5/13/chartex" xmlns:cx8="http://schemas.microsoft.com/office/drawing/2016/5/14/chartex" xmlns:mc="http://schemas.openxmlformats.org/markup-compatibility/2006" xmlns:aink="http://schemas.microsoft.com/office/drawing/2016/ink" xmlns:am3d="http://schemas.microsoft.com/office/drawing/2017/model3d" xmlns:o="urn:schemas-microsoft-com:office:office" xmlns:oel="http://schemas.microsoft.com/office/2019/extlst" xmlns:r="http://schemas.openxmlformats.org/officeDocument/2006/relationships" xmlns:m="http://schemas.openxmlformats.org/officeDocument/2006/math" xmlns:v="urn:schemas-microsoft-com:vml" xmlns:wp14="http://schemas.microsoft.com/office/word/2010/wordprocessingDrawing" xmlns:wp="http://schemas.openxmlformats.org/drawingml/2006/wordprocessingDrawing" xmlns:w10="urn:schemas-microsoft-com:office:word" xmlns:w="http://schemas.openxmlformats.org/wordprocessingml/2006/main" xmlns:w14="http://schemas.microsoft.com/office/word/2010/wordml" xmlns:w15="http://schemas.microsoft.com/office/word/2012/wordml" xmlns:w16cex="http://schemas.microsoft.com/office/word/2018/wordml/cex" xmlns:w16cid="http://schemas.microsoft.com/office/word/2016/wordml/cid" xmlns:w16="http://schemas.microsoft.com/office/word/2018/wordml" xmlns:w16du="http://schemas.microsoft.com/office/word/2023/wordml/word16du" xmlns:w16sdtdh="http://schemas.microsoft.com/office/word/2020/wordml/sdtdatahash" xmlns:w16sdtfl="http://schemas.microsoft.com/office/word/2024/wordml/sdtformatlock" xmlns:w16se="http://schemas.microsoft.com/office/word/2015/wordml/symex" xmlns:wpg="http://schemas.microsoft.com/office/word/2010/wordprocessingGroup" xmlns:wpi="http://schemas.microsoft.com/office/word/2010/wordprocessingInk" xmlns:wne="http://schemas.microsoft.com/office/word/2006/wordml" xmlns:wps="http://schemas.microsoft.com/office/word/2010/wordprocessingShape" mc:Ignorable="w14 w15 w16se w16cid w16 w16cex w16sdtdh w16sdtfl w16du wp14">
+  <w:footnote w:type="separator" w:id="-1">
+    <w:p>
+      <w:pPr>
+        <w:spacing w:after="0" w:line="240" w:lineRule="auto"/>
+      </w:pPr>
+      <w:r>
+        <w:separator/>
+      </w:r>
+    </w:p>
+  </w:footnote>
+  <w:footnote w:type="continuationSeparator" w:id="0">
+    <w:p>
+      <w:pPr>
+        <w:spacing w:after="0" w:line="240" w:lineRule="auto"/>
+      </w:pPr>
+      <w:r>
+        <w:continuationSeparator/>
+      </w:r>
+    </w:p>
+  </w:footnote>
+</w:footnotes>
 </file>
 
 <file path=word/numbering.xml><?xml version="1.0" encoding="utf-8"?>
@@ -1505,7 +1802,6 @@
   <w:style w:type="character" w:default="1" w:styleId="DefaultParagraphFont">
     <w:name w:val="Default Paragraph Font"/>
     <w:uiPriority w:val="1"/>
-    <w:semiHidden/>
     <w:unhideWhenUsed/>
   </w:style>
   <w:style w:type="table" w:default="1" w:styleId="TableNormal">
@@ -1818,6 +2114,50 @@
       <w:color w:val="2F5496" w:themeColor="accent1" w:themeShade="BF"/>
       <w:spacing w:val="5"/>
     </w:rPr>
+  </w:style>
+  <w:style w:type="paragraph" w:styleId="Header">
+    <w:name w:val="header"/>
+    <w:basedOn w:val="Normal"/>
+    <w:link w:val="HeaderChar"/>
+    <w:uiPriority w:val="99"/>
+    <w:unhideWhenUsed/>
+    <w:rsid w:val="007568BF"/>
+    <w:pPr>
+      <w:tabs>
+        <w:tab w:val="center" w:pos="4680"/>
+        <w:tab w:val="right" w:pos="9360"/>
+      </w:tabs>
+      <w:spacing w:after="0" w:line="240" w:lineRule="auto"/>
+    </w:pPr>
+  </w:style>
+  <w:style w:type="character" w:customStyle="1" w:styleId="HeaderChar">
+    <w:name w:val="Header Char"/>
+    <w:basedOn w:val="DefaultParagraphFont"/>
+    <w:link w:val="Header"/>
+    <w:uiPriority w:val="99"/>
+    <w:rsid w:val="007568BF"/>
+  </w:style>
+  <w:style w:type="paragraph" w:styleId="Footer">
+    <w:name w:val="footer"/>
+    <w:basedOn w:val="Normal"/>
+    <w:link w:val="FooterChar"/>
+    <w:uiPriority w:val="99"/>
+    <w:unhideWhenUsed/>
+    <w:rsid w:val="007568BF"/>
+    <w:pPr>
+      <w:tabs>
+        <w:tab w:val="center" w:pos="4680"/>
+        <w:tab w:val="right" w:pos="9360"/>
+      </w:tabs>
+      <w:spacing w:after="0" w:line="240" w:lineRule="auto"/>
+    </w:pPr>
+  </w:style>
+  <w:style w:type="character" w:customStyle="1" w:styleId="FooterChar">
+    <w:name w:val="Footer Char"/>
+    <w:basedOn w:val="DefaultParagraphFont"/>
+    <w:link w:val="Footer"/>
+    <w:uiPriority w:val="99"/>
+    <w:rsid w:val="007568BF"/>
   </w:style>
 </w:styles>
 </file>
